--- a/docs/midterm-report.docx
+++ b/docs/midterm-report.docx
@@ -2270,7 +2270,7 @@
           <w:b/>
           <w:rtl w:val="0"/>
         </w:rPr>
-        <w:t>itch.io (เผยแพร่เกม HTML5 ตามข้อกำหนดรายวิชา):  อัปโหลดจากโฟลเดอร์ itch/ ของโปรเจกต์ แล้ววาง URL เกมที่นี่  ______________________________</w:t>
+        <w:t>itch.io:  https://wsm-jkp.itch.io/amotherswalk</w:t>
       </w:r>
     </w:p>
     <w:p>
